--- a/deliveries/2026-09-03/01_Vehicle_Pages/VEH_20260903_05_Wuling_MINIEV_Macaron_2024.docx
+++ b/deliveries/2026-09-03/01_Vehicle_Pages/VEH_20260903_05_Wuling_MINIEV_Macaron_2024.docx
@@ -4,7 +4,7 @@
   <w:body>
     <w:p>
       <w:pPr>
-        <w:pStyle w:val="Title"/>
+        <w:pStyle w:val="Heading1"/>
       </w:pPr>
       <w:r>
         <w:t>Wuling Hongguang MINIEV Macaron (3rd Gen) 2024: a Micro-EV Buyers Should Size Correctly</w:t>
@@ -12,7 +12,7 @@
     </w:p>
     <w:p>
       <w:pPr>
-        <w:pStyle w:val="Heading1"/>
+        <w:pStyle w:val="Heading2"/>
       </w:pPr>
       <w:r>
         <w:t>SEO Metadata</w:t>
@@ -146,7 +146,7 @@
     </w:p>
     <w:p>
       <w:pPr>
-        <w:pStyle w:val="Heading1"/>
+        <w:pStyle w:val="Heading2"/>
       </w:pPr>
       <w:r>
         <w:t>Buyer Context: Match the Product to the Use Case</w:t>
@@ -213,7 +213,7 @@
     </w:p>
     <w:p>
       <w:pPr>
-        <w:pStyle w:val="Heading1"/>
+        <w:pStyle w:val="Heading2"/>
       </w:pPr>
       <w:r>
         <w:t>Driveline and Battery (micro-EV focus)</w:t>
@@ -221,7 +221,7 @@
     </w:p>
     <w:tbl>
       <w:tblPr>
-        <w:tblStyle w:val="TableGrid"/>
+        <w:tblStyle w:val="LightGrid-Accent1"/>
         <w:tblW w:type="auto" w:w="0"/>
         <w:tblLook w:firstColumn="1" w:firstRow="1" w:lastColumn="0" w:lastRow="0" w:noHBand="0" w:noVBand="1" w:val="04A0"/>
       </w:tblPr>
@@ -233,20 +233,9 @@
         <w:tc>
           <w:tcPr>
             <w:tcW w:type="dxa" w:w="4320"/>
-            <w:shd w:val="clear" w:fill="EAF0F6"/>
           </w:tcPr>
           <w:p>
             <w:r>
-              <w:rPr>
-                <w:b/>
-                <w:sz w:val="20"/>
-              </w:rPr>
-            </w:r>
-            <w:r>
-              <w:rPr>
-                <w:b/>
-                <w:sz w:val="20"/>
-              </w:rPr>
               <w:t>Item</w:t>
             </w:r>
           </w:p>
@@ -254,20 +243,9 @@
         <w:tc>
           <w:tcPr>
             <w:tcW w:type="dxa" w:w="4320"/>
-            <w:shd w:val="clear" w:fill="EAF0F6"/>
           </w:tcPr>
           <w:p>
             <w:r>
-              <w:rPr>
-                <w:b/>
-                <w:sz w:val="20"/>
-              </w:rPr>
-            </w:r>
-            <w:r>
-              <w:rPr>
-                <w:b/>
-                <w:sz w:val="20"/>
-              </w:rPr>
               <w:t>3rd-gen Macaron 2024 (China reference)</w:t>
             </w:r>
           </w:p>
@@ -280,14 +258,6 @@
           </w:tcPr>
           <w:p>
             <w:r>
-              <w:rPr>
-                <w:sz w:val="20"/>
-              </w:rPr>
-            </w:r>
-            <w:r>
-              <w:rPr>
-                <w:sz w:val="20"/>
-              </w:rPr>
               <w:t>Body / seats</w:t>
             </w:r>
           </w:p>
@@ -298,14 +268,6 @@
           </w:tcPr>
           <w:p>
             <w:r>
-              <w:rPr>
-                <w:sz w:val="20"/>
-              </w:rPr>
-            </w:r>
-            <w:r>
-              <w:rPr>
-                <w:sz w:val="20"/>
-              </w:rPr>
               <w:t>3-door, 4-seat hatchback</w:t>
             </w:r>
           </w:p>
@@ -318,14 +280,6 @@
           </w:tcPr>
           <w:p>
             <w:r>
-              <w:rPr>
-                <w:sz w:val="20"/>
-              </w:rPr>
-            </w:r>
-            <w:r>
-              <w:rPr>
-                <w:sz w:val="20"/>
-              </w:rPr>
               <w:t>Rear motor</w:t>
             </w:r>
           </w:p>
@@ -336,14 +290,6 @@
           </w:tcPr>
           <w:p>
             <w:r>
-              <w:rPr>
-                <w:sz w:val="20"/>
-              </w:rPr>
-            </w:r>
-            <w:r>
-              <w:rPr>
-                <w:sz w:val="20"/>
-              </w:rPr>
               <w:t>20 kW (170 km grade)</w:t>
             </w:r>
           </w:p>
@@ -356,14 +302,6 @@
           </w:tcPr>
           <w:p>
             <w:r>
-              <w:rPr>
-                <w:sz w:val="20"/>
-              </w:rPr>
-            </w:r>
-            <w:r>
-              <w:rPr>
-                <w:sz w:val="20"/>
-              </w:rPr>
               <w:t>Battery chemistry</w:t>
             </w:r>
           </w:p>
@@ -374,14 +312,6 @@
           </w:tcPr>
           <w:p>
             <w:r>
-              <w:rPr>
-                <w:sz w:val="20"/>
-              </w:rPr>
-            </w:r>
-            <w:r>
-              <w:rPr>
-                <w:sz w:val="20"/>
-              </w:rPr>
               <w:t>LFP; the 215 km grade carries about 13.4 kWh (single-source)</w:t>
             </w:r>
           </w:p>
@@ -394,14 +324,6 @@
           </w:tcPr>
           <w:p>
             <w:r>
-              <w:rPr>
-                <w:sz w:val="20"/>
-              </w:rPr>
-            </w:r>
-            <w:r>
-              <w:rPr>
-                <w:sz w:val="20"/>
-              </w:rPr>
               <w:t>CLTC range grades</w:t>
             </w:r>
           </w:p>
@@ -412,14 +334,6 @@
           </w:tcPr>
           <w:p>
             <w:r>
-              <w:rPr>
-                <w:sz w:val="20"/>
-              </w:rPr>
-            </w:r>
-            <w:r>
-              <w:rPr>
-                <w:sz w:val="20"/>
-              </w:rPr>
               <w:t>170 km / 215 km</w:t>
             </w:r>
           </w:p>
@@ -432,14 +346,6 @@
           </w:tcPr>
           <w:p>
             <w:r>
-              <w:rPr>
-                <w:sz w:val="20"/>
-              </w:rPr>
-            </w:r>
-            <w:r>
-              <w:rPr>
-                <w:sz w:val="20"/>
-              </w:rPr>
               <w:t>Top speed</w:t>
             </w:r>
           </w:p>
@@ -450,14 +356,6 @@
           </w:tcPr>
           <w:p>
             <w:r>
-              <w:rPr>
-                <w:sz w:val="20"/>
-              </w:rPr>
-            </w:r>
-            <w:r>
-              <w:rPr>
-                <w:sz w:val="20"/>
-              </w:rPr>
               <w:t>100 km/h (single-source)</w:t>
             </w:r>
           </w:p>
@@ -470,14 +368,6 @@
           </w:tcPr>
           <w:p>
             <w:r>
-              <w:rPr>
-                <w:sz w:val="20"/>
-              </w:rPr>
-            </w:r>
-            <w:r>
-              <w:rPr>
-                <w:sz w:val="20"/>
-              </w:rPr>
               <w:t>Kerb weight</w:t>
             </w:r>
           </w:p>
@@ -488,14 +378,6 @@
           </w:tcPr>
           <w:p>
             <w:r>
-              <w:rPr>
-                <w:sz w:val="20"/>
-              </w:rPr>
-            </w:r>
-            <w:r>
-              <w:rPr>
-                <w:sz w:val="20"/>
-              </w:rPr>
               <w:t>777 kg (single-source)</w:t>
             </w:r>
           </w:p>
@@ -508,14 +390,6 @@
           </w:tcPr>
           <w:p>
             <w:r>
-              <w:rPr>
-                <w:sz w:val="20"/>
-              </w:rPr>
-            </w:r>
-            <w:r>
-              <w:rPr>
-                <w:sz w:val="20"/>
-              </w:rPr>
               <w:t>Charging</w:t>
             </w:r>
           </w:p>
@@ -526,33 +400,22 @@
           </w:tcPr>
           <w:p>
             <w:r>
-              <w:rPr>
-                <w:sz w:val="20"/>
-              </w:rPr>
-            </w:r>
-            <w:r>
-              <w:rPr>
-                <w:sz w:val="20"/>
-              </w:rPr>
               <w:t xml:space="preserve">Primarily </w:t>
             </w:r>
             <w:r>
               <w:rPr>
                 <w:b/>
-                <w:sz w:val="20"/>
               </w:rPr>
               <w:t>slow (AC) charging</w:t>
             </w:r>
             <w:r>
-              <w:rPr>
-                <w:sz w:val="20"/>
-              </w:rPr>
               <w:t>; any DC fast-charge on the 215 grade is configuration-dependent (single-source) — confirm on the VIN</w:t>
             </w:r>
           </w:p>
         </w:tc>
       </w:tr>
     </w:tbl>
+    <w:p/>
     <w:p>
       <w:r>
         <w:t xml:space="preserve">The two headline numbers buyers confuse are the </w:t>
@@ -578,7 +441,7 @@
     </w:p>
     <w:p>
       <w:pPr>
-        <w:pStyle w:val="Heading1"/>
+        <w:pStyle w:val="Heading2"/>
       </w:pPr>
       <w:r>
         <w:t>Grade-Selection Logic: 170 vs 215 for a Fleet Order</w:t>
@@ -633,7 +496,7 @@
     </w:p>
     <w:p>
       <w:pPr>
-        <w:pStyle w:val="Heading1"/>
+        <w:pStyle w:val="Heading2"/>
       </w:pPr>
       <w:r>
         <w:t>Dimensions and Packaging Reality</w:t>
@@ -683,7 +546,7 @@
     </w:p>
     <w:p>
       <w:pPr>
-        <w:pStyle w:val="Heading1"/>
+        <w:pStyle w:val="Heading2"/>
       </w:pPr>
       <w:r>
         <w:t>Software, Charging and Safety Reality</w:t>
@@ -742,7 +605,7 @@
     </w:p>
     <w:p>
       <w:pPr>
-        <w:pStyle w:val="Heading1"/>
+        <w:pStyle w:val="Heading2"/>
       </w:pPr>
       <w:r>
         <w:t>VIN-Level Order Configuration to Lock Before Payment</w:t>
@@ -848,7 +711,7 @@
     </w:p>
     <w:p>
       <w:pPr>
-        <w:pStyle w:val="Heading1"/>
+        <w:pStyle w:val="Heading2"/>
       </w:pPr>
       <w:r>
         <w:t>Request a Current Export Quotation</w:t>
@@ -879,7 +742,7 @@
     </w:p>
     <w:p>
       <w:pPr>
-        <w:pStyle w:val="Heading1"/>
+        <w:pStyle w:val="Heading2"/>
       </w:pPr>
       <w:r>
         <w:t>Frequently Asked Questions</w:t>
@@ -893,8 +756,10 @@
         <w:t>How far does the MINIEV Macaron go on a charge?</w:t>
       </w:r>
       <w:r>
-        <w:t xml:space="preserve"> 170 km or 215 km CLTC depending on grade; these are China city-cycle figures, not highway range. </w:t>
+        <w:t xml:space="preserve"> 170 km or 215 km CLTC depending on grade; these are China city-cycle figures, not highway range.</w:t>
       </w:r>
+    </w:p>
+    <w:p>
       <w:r>
         <w:rPr>
           <w:b/>
@@ -902,8 +767,10 @@
         <w:t>Can it fast-charge?</w:t>
       </w:r>
       <w:r>
-        <w:t xml:space="preserve"> The line is primarily AC slow-charge; any DC provision on the 215 grade is configuration-specific and must be confirmed on the VIN. </w:t>
+        <w:t xml:space="preserve"> The line is primarily AC slow-charge; any DC provision on the 215 grade is configuration-specific and must be confirmed on the VIN.</w:t>
       </w:r>
+    </w:p>
+    <w:p>
       <w:r>
         <w:rPr>
           <w:b/>
@@ -911,8 +778,10 @@
         <w:t>How fast is it?</w:t>
       </w:r>
       <w:r>
-        <w:t xml:space="preserve"> Reported top speed is 100 km/h — it is built for urban use, not motorway cruising. </w:t>
+        <w:t xml:space="preserve"> Reported top speed is 100 km/h — it is built for urban use, not motorway cruising.</w:t>
       </w:r>
+    </w:p>
+    <w:p>
       <w:r>
         <w:rPr>
           <w:b/>
@@ -920,8 +789,10 @@
         <w:t>How many seats?</w:t>
       </w:r>
       <w:r>
-        <w:t xml:space="preserve"> Four seats in a 3-door, 3064 mm micro body; rear space is compact and best treated as occasional. </w:t>
+        <w:t xml:space="preserve"> Four seats in a 3-door, 3064 mm micro body; rear space is compact and best treated as occasional.</w:t>
       </w:r>
+    </w:p>
+    <w:p>
       <w:r>
         <w:rPr>
           <w:b/>
@@ -929,8 +800,10 @@
         <w:t>170 or 215 grade for a small fleet?</w:t>
       </w:r>
       <w:r>
-        <w:t xml:space="preserve"> Match the daily loop: short return-to-base loops suit the 170; longer or mid-day-use loops need the 215's headway and any DC option — confirm per VIN. </w:t>
+        <w:t xml:space="preserve"> Match the daily loop: short return-to-base loops suit the 170; longer or mid-day-use loops need the 215's headway and any DC option — confirm per VIN.</w:t>
       </w:r>
+    </w:p>
+    <w:p>
       <w:r>
         <w:rPr>
           <w:b/>
@@ -943,7 +816,255 @@
     </w:p>
     <w:p>
       <w:pPr>
-        <w:pStyle w:val="Heading1"/>
+        <w:pStyle w:val="Heading2"/>
+      </w:pPr>
+      <w:r>
+        <w:t>Image Record</w:t>
+      </w:r>
+    </w:p>
+    <w:p>
+      <w:pPr>
+        <w:pStyle w:val="ListBullet"/>
+      </w:pPr>
+      <w:r>
+        <w:t>IMAGE_ASSET_PATH: none secured in repository</w:t>
+      </w:r>
+    </w:p>
+    <w:p>
+      <w:pPr>
+        <w:pStyle w:val="ListBullet"/>
+      </w:pPr>
+      <w:r>
+        <w:t>ORIGINAL_IMAGE_URL: not captured</w:t>
+      </w:r>
+    </w:p>
+    <w:p>
+      <w:pPr>
+        <w:pStyle w:val="ListBullet"/>
+      </w:pPr>
+      <w:r>
+        <w:t>SOURCE_PAGE: not captured</w:t>
+      </w:r>
+    </w:p>
+    <w:p>
+      <w:pPr>
+        <w:pStyle w:val="ListBullet"/>
+      </w:pPr>
+      <w:r>
+        <w:t>RIGHTS_HOLDER: unconfirmed</w:t>
+      </w:r>
+    </w:p>
+    <w:p>
+      <w:pPr>
+        <w:pStyle w:val="ListBullet"/>
+      </w:pPr>
+      <w:r>
+        <w:t>LICENSE: none secured — no third-party image may be published until rights are cleared</w:t>
+      </w:r>
+    </w:p>
+    <w:p>
+      <w:pPr>
+        <w:pStyle w:val="ListBullet"/>
+      </w:pPr>
+      <w:r>
+        <w:t>CHECKED_DATE: 2026-09-05</w:t>
+      </w:r>
+    </w:p>
+    <w:p>
+      <w:pPr>
+        <w:pStyle w:val="ListBullet"/>
+      </w:pPr>
+      <w:r>
+        <w:t>MODEL_TOPIC_MATCH: must match the exact model/version (or the guide topic) and reference market above</w:t>
+      </w:r>
+    </w:p>
+    <w:p>
+      <w:pPr>
+        <w:pStyle w:val="ListBullet"/>
+      </w:pPr>
+      <w:r>
+        <w:t>IMAGE_RIGHTS_STATUS: FAIL (no licensed asset captured; a placeholder or “retain old image” note is not accepted)</w:t>
+      </w:r>
+    </w:p>
+    <w:p>
+      <w:pPr>
+        <w:pStyle w:val="ListBullet"/>
+      </w:pPr>
+      <w:r>
+        <w:t>ALT by language:</w:t>
+      </w:r>
+    </w:p>
+    <w:p>
+      <w:pPr>
+        <w:pStyle w:val="ListBullet"/>
+      </w:pPr>
+      <w:r>
+        <w:rPr>
+          <w:b/>
+        </w:rPr>
+        <w:t>EN</w:t>
+      </w:r>
+      <w:r>
+        <w:t>: AutoBridge export-buyer reference — Wuling Hongguang MINIEV, battery-electric vehicle</w:t>
+      </w:r>
+    </w:p>
+    <w:p>
+      <w:pPr>
+        <w:pStyle w:val="ListBullet"/>
+      </w:pPr>
+      <w:r>
+        <w:rPr>
+          <w:b/>
+        </w:rPr>
+        <w:t>FR</w:t>
+      </w:r>
+      <w:r>
+        <w:t>: Référence AutoBridge pour acheteurs export — Wuling Hongguang MINIEV, véhicule 100 % électrique</w:t>
+      </w:r>
+    </w:p>
+    <w:p>
+      <w:pPr>
+        <w:pStyle w:val="ListBullet"/>
+      </w:pPr>
+      <w:r>
+        <w:rPr>
+          <w:b/>
+        </w:rPr>
+        <w:t>DE</w:t>
+      </w:r>
+      <w:r>
+        <w:t>: AutoBridge-Referenz für Exportkäufer — Wuling Hongguang MINIEV, batterieelektrisches Fahrzeug</w:t>
+      </w:r>
+    </w:p>
+    <w:p>
+      <w:pPr>
+        <w:pStyle w:val="ListBullet"/>
+      </w:pPr>
+      <w:r>
+        <w:rPr>
+          <w:b/>
+        </w:rPr>
+        <w:t>ES</w:t>
+      </w:r>
+      <w:r>
+        <w:t>: Referencia AutoBridge para compradores de exportación — Wuling Hongguang MINIEV, vehículo 100 % eléctrico</w:t>
+      </w:r>
+    </w:p>
+    <w:p>
+      <w:pPr>
+        <w:pStyle w:val="ListBullet"/>
+      </w:pPr>
+      <w:r>
+        <w:rPr>
+          <w:b/>
+        </w:rPr>
+        <w:t>PT</w:t>
+      </w:r>
+      <w:r>
+        <w:t>: Referência AutoBridge para compradores de exportação — Wuling Hongguang MINIEV, veículo 100 % elétrico</w:t>
+      </w:r>
+    </w:p>
+    <w:p>
+      <w:pPr>
+        <w:pStyle w:val="ListBullet"/>
+      </w:pPr>
+      <w:r>
+        <w:rPr>
+          <w:b/>
+        </w:rPr>
+        <w:t>JA</w:t>
+      </w:r>
+      <w:r>
+        <w:t>: AutoBridge 輸出バイヤー向けリファレンス｜Wuling Hongguang MINIEV, 純電気自動車</w:t>
+      </w:r>
+    </w:p>
+    <w:p>
+      <w:pPr>
+        <w:pStyle w:val="ListBullet"/>
+      </w:pPr>
+      <w:r>
+        <w:rPr>
+          <w:b/>
+        </w:rPr>
+        <w:t>KO</w:t>
+      </w:r>
+      <w:r>
+        <w:t>: AutoBridge 수출 바이어 참고 자료｜Wuling Hongguang MINIEV, 순수 전기차</w:t>
+      </w:r>
+    </w:p>
+    <w:p>
+      <w:pPr>
+        <w:pStyle w:val="ListBullet"/>
+      </w:pPr>
+      <w:r>
+        <w:rPr>
+          <w:b/>
+        </w:rPr>
+        <w:t>VI</w:t>
+      </w:r>
+      <w:r>
+        <w:t>: Tài liệu tham khảo AutoBridge cho người mua xuất khẩu — Wuling Hongguang MINIEV, xe thuần điện</w:t>
+      </w:r>
+    </w:p>
+    <w:p>
+      <w:pPr>
+        <w:pStyle w:val="ListBullet"/>
+      </w:pPr>
+      <w:r>
+        <w:rPr>
+          <w:b/>
+        </w:rPr>
+        <w:t>TH</w:t>
+      </w:r>
+      <w:r>
+        <w:t>: เอกสารอ้างอิง AutoBridge สำหรับผู้ซื้อเพื่อการส่งออก — Wuling Hongguang MINIEV, รถยนต์ไฟฟ้า 100%</w:t>
+      </w:r>
+    </w:p>
+    <w:p>
+      <w:pPr>
+        <w:pStyle w:val="ListBullet"/>
+      </w:pPr>
+      <w:r>
+        <w:rPr>
+          <w:b/>
+        </w:rPr>
+        <w:t>ID</w:t>
+      </w:r>
+      <w:r>
+        <w:t>: Referensi AutoBridge untuk pembeli ekspor — Wuling Hongguang MINIEV, kendaraan listrik murni</w:t>
+      </w:r>
+    </w:p>
+    <w:p>
+      <w:pPr>
+        <w:pStyle w:val="ListBullet"/>
+      </w:pPr>
+      <w:r>
+        <w:rPr>
+          <w:b/>
+        </w:rPr>
+        <w:t>AR</w:t>
+      </w:r>
+      <w:r>
+        <w:t>: مرجع AutoBridge لمشتري التصدير — Wuling Hongguang MINIEV, مركبة كهربائية بالبطارية</w:t>
+      </w:r>
+    </w:p>
+    <w:p>
+      <w:pPr>
+        <w:pStyle w:val="ListBullet"/>
+      </w:pPr>
+      <w:r>
+        <w:rPr>
+          <w:b/>
+        </w:rPr>
+        <w:t>ZH</w:t>
+      </w:r>
+      <w:r>
+        <w:t>: AutoBridge 出口采购参考｜Wuling Hongguang MINIEV, 纯电动车</w:t>
+      </w:r>
+    </w:p>
+    <w:p>
+      <w:pPr>
+        <w:pStyle w:val="Heading2"/>
       </w:pPr>
       <w:r>
         <w:t>Sources &amp; Verification</w:t>
@@ -951,7 +1072,7 @@
     </w:p>
     <w:tbl>
       <w:tblPr>
-        <w:tblStyle w:val="TableGrid"/>
+        <w:tblStyle w:val="LightGrid-Accent1"/>
         <w:tblW w:type="auto" w:w="0"/>
         <w:tblLook w:firstColumn="1" w:firstRow="1" w:lastColumn="0" w:lastRow="0" w:noHBand="0" w:noVBand="1" w:val="04A0"/>
       </w:tblPr>
@@ -968,20 +1089,9 @@
         <w:tc>
           <w:tcPr>
             <w:tcW w:type="dxa" w:w="1234"/>
-            <w:shd w:val="clear" w:fill="EAF0F6"/>
           </w:tcPr>
           <w:p>
             <w:r>
-              <w:rPr>
-                <w:b/>
-                <w:sz w:val="20"/>
-              </w:rPr>
-            </w:r>
-            <w:r>
-              <w:rPr>
-                <w:b/>
-                <w:sz w:val="20"/>
-              </w:rPr>
               <w:t>Source title</w:t>
             </w:r>
           </w:p>
@@ -989,20 +1099,9 @@
         <w:tc>
           <w:tcPr>
             <w:tcW w:type="dxa" w:w="1234"/>
-            <w:shd w:val="clear" w:fill="EAF0F6"/>
           </w:tcPr>
           <w:p>
             <w:r>
-              <w:rPr>
-                <w:b/>
-                <w:sz w:val="20"/>
-              </w:rPr>
-            </w:r>
-            <w:r>
-              <w:rPr>
-                <w:b/>
-                <w:sz w:val="20"/>
-              </w:rPr>
               <w:t>Organization</w:t>
             </w:r>
           </w:p>
@@ -1010,20 +1109,9 @@
         <w:tc>
           <w:tcPr>
             <w:tcW w:type="dxa" w:w="1234"/>
-            <w:shd w:val="clear" w:fill="EAF0F6"/>
           </w:tcPr>
           <w:p>
             <w:r>
-              <w:rPr>
-                <w:b/>
-                <w:sz w:val="20"/>
-              </w:rPr>
-            </w:r>
-            <w:r>
-              <w:rPr>
-                <w:b/>
-                <w:sz w:val="20"/>
-              </w:rPr>
               <w:t>Market</w:t>
             </w:r>
           </w:p>
@@ -1031,20 +1119,9 @@
         <w:tc>
           <w:tcPr>
             <w:tcW w:type="dxa" w:w="1234"/>
-            <w:shd w:val="clear" w:fill="EAF0F6"/>
           </w:tcPr>
           <w:p>
             <w:r>
-              <w:rPr>
-                <w:b/>
-                <w:sz w:val="20"/>
-              </w:rPr>
-            </w:r>
-            <w:r>
-              <w:rPr>
-                <w:b/>
-                <w:sz w:val="20"/>
-              </w:rPr>
               <w:t>URL</w:t>
             </w:r>
           </w:p>
@@ -1052,20 +1129,9 @@
         <w:tc>
           <w:tcPr>
             <w:tcW w:type="dxa" w:w="1234"/>
-            <w:shd w:val="clear" w:fill="EAF0F6"/>
           </w:tcPr>
           <w:p>
             <w:r>
-              <w:rPr>
-                <w:b/>
-                <w:sz w:val="20"/>
-              </w:rPr>
-            </w:r>
-            <w:r>
-              <w:rPr>
-                <w:b/>
-                <w:sz w:val="20"/>
-              </w:rPr>
               <w:t>Checked</w:t>
             </w:r>
           </w:p>
@@ -1073,20 +1139,9 @@
         <w:tc>
           <w:tcPr>
             <w:tcW w:type="dxa" w:w="1234"/>
-            <w:shd w:val="clear" w:fill="EAF0F6"/>
           </w:tcPr>
           <w:p>
             <w:r>
-              <w:rPr>
-                <w:b/>
-                <w:sz w:val="20"/>
-              </w:rPr>
-            </w:r>
-            <w:r>
-              <w:rPr>
-                <w:b/>
-                <w:sz w:val="20"/>
-              </w:rPr>
               <w:t>Confidence</w:t>
             </w:r>
           </w:p>
@@ -1094,20 +1149,9 @@
         <w:tc>
           <w:tcPr>
             <w:tcW w:type="dxa" w:w="1234"/>
-            <w:shd w:val="clear" w:fill="EAF0F6"/>
           </w:tcPr>
           <w:p>
             <w:r>
-              <w:rPr>
-                <w:b/>
-                <w:sz w:val="20"/>
-              </w:rPr>
-            </w:r>
-            <w:r>
-              <w:rPr>
-                <w:b/>
-                <w:sz w:val="20"/>
-              </w:rPr>
               <w:t>Supported facts</w:t>
             </w:r>
           </w:p>
@@ -1120,14 +1164,6 @@
           </w:tcPr>
           <w:p>
             <w:r>
-              <w:rPr>
-                <w:sz w:val="20"/>
-              </w:rPr>
-            </w:r>
-            <w:r>
-              <w:rPr>
-                <w:sz w:val="20"/>
-              </w:rPr>
               <w:t>Macaron adds 170 km / 20 kW</w:t>
             </w:r>
           </w:p>
@@ -1138,14 +1174,6 @@
           </w:tcPr>
           <w:p>
             <w:r>
-              <w:rPr>
-                <w:sz w:val="20"/>
-              </w:rPr>
-            </w:r>
-            <w:r>
-              <w:rPr>
-                <w:sz w:val="20"/>
-              </w:rPr>
               <w:t>Autohome</w:t>
             </w:r>
           </w:p>
@@ -1156,14 +1184,6 @@
           </w:tcPr>
           <w:p>
             <w:r>
-              <w:rPr>
-                <w:sz w:val="20"/>
-              </w:rPr>
-            </w:r>
-            <w:r>
-              <w:rPr>
-                <w:sz w:val="20"/>
-              </w:rPr>
               <w:t>CN</w:t>
             </w:r>
           </w:p>
@@ -1174,14 +1194,6 @@
           </w:tcPr>
           <w:p>
             <w:r>
-              <w:rPr>
-                <w:sz w:val="20"/>
-              </w:rPr>
-            </w:r>
-            <w:r>
-              <w:rPr>
-                <w:sz w:val="20"/>
-              </w:rPr>
               <w:t>https://chejiahao.m.autohome.com.cn/info/13878133</w:t>
             </w:r>
           </w:p>
@@ -1192,14 +1204,6 @@
           </w:tcPr>
           <w:p>
             <w:r>
-              <w:rPr>
-                <w:sz w:val="20"/>
-              </w:rPr>
-            </w:r>
-            <w:r>
-              <w:rPr>
-                <w:sz w:val="20"/>
-              </w:rPr>
               <w:t>2026-09-03</w:t>
             </w:r>
           </w:p>
@@ -1210,14 +1214,6 @@
           </w:tcPr>
           <w:p>
             <w:r>
-              <w:rPr>
-                <w:sz w:val="20"/>
-              </w:rPr>
-            </w:r>
-            <w:r>
-              <w:rPr>
-                <w:sz w:val="20"/>
-              </w:rPr>
               <w:t>CROSS_CHECKED</w:t>
             </w:r>
           </w:p>
@@ -1228,14 +1224,6 @@
           </w:tcPr>
           <w:p>
             <w:r>
-              <w:rPr>
-                <w:sz w:val="20"/>
-              </w:rPr>
-            </w:r>
-            <w:r>
-              <w:rPr>
-                <w:sz w:val="20"/>
-              </w:rPr>
               <w:t>20 kW, 170 km, domestic price (TIME_SENSITIVE)</w:t>
             </w:r>
           </w:p>
@@ -1248,14 +1236,6 @@
           </w:tcPr>
           <w:p>
             <w:r>
-              <w:rPr>
-                <w:sz w:val="20"/>
-              </w:rPr>
-            </w:r>
-            <w:r>
-              <w:rPr>
-                <w:sz w:val="20"/>
-              </w:rPr>
               <w:t>MINIEV 2025 parameters/prices</w:t>
             </w:r>
           </w:p>
@@ -1266,14 +1246,6 @@
           </w:tcPr>
           <w:p>
             <w:r>
-              <w:rPr>
-                <w:sz w:val="20"/>
-              </w:rPr>
-            </w:r>
-            <w:r>
-              <w:rPr>
-                <w:sz w:val="20"/>
-              </w:rPr>
               <w:t>Dongchedi database</w:t>
             </w:r>
           </w:p>
@@ -1284,14 +1256,6 @@
           </w:tcPr>
           <w:p>
             <w:r>
-              <w:rPr>
-                <w:sz w:val="20"/>
-              </w:rPr>
-            </w:r>
-            <w:r>
-              <w:rPr>
-                <w:sz w:val="20"/>
-              </w:rPr>
               <w:t>CN</w:t>
             </w:r>
           </w:p>
@@ -1302,14 +1266,6 @@
           </w:tcPr>
           <w:p>
             <w:r>
-              <w:rPr>
-                <w:sz w:val="20"/>
-              </w:rPr>
-            </w:r>
-            <w:r>
-              <w:rPr>
-                <w:sz w:val="20"/>
-              </w:rPr>
               <w:t>https://m.dongchedi.com/auto/params-carIds-96348-79759-72934-72935-72308-72478-72466-72479-72467-72480-72468-72481-79929-79930-79931-79932-72476-72477-72475-72474-76902-76901-77162-77161-59192</w:t>
             </w:r>
           </w:p>
@@ -1320,14 +1276,6 @@
           </w:tcPr>
           <w:p>
             <w:r>
-              <w:rPr>
-                <w:sz w:val="20"/>
-              </w:rPr>
-            </w:r>
-            <w:r>
-              <w:rPr>
-                <w:sz w:val="20"/>
-              </w:rPr>
               <w:t>2026-09-03</w:t>
             </w:r>
           </w:p>
@@ -1338,14 +1286,6 @@
           </w:tcPr>
           <w:p>
             <w:r>
-              <w:rPr>
-                <w:sz w:val="20"/>
-              </w:rPr>
-            </w:r>
-            <w:r>
-              <w:rPr>
-                <w:sz w:val="20"/>
-              </w:rPr>
               <w:t>CROSS_CHECKED</w:t>
             </w:r>
           </w:p>
@@ -1356,14 +1296,6 @@
           </w:tcPr>
           <w:p>
             <w:r>
-              <w:rPr>
-                <w:sz w:val="20"/>
-              </w:rPr>
-            </w:r>
-            <w:r>
-              <w:rPr>
-                <w:sz w:val="20"/>
-              </w:rPr>
               <w:t>Model year, range grades, domestic MSRP (TIME_SENSITIVE)</w:t>
             </w:r>
           </w:p>
@@ -1376,14 +1308,6 @@
           </w:tcPr>
           <w:p>
             <w:r>
-              <w:rPr>
-                <w:sz w:val="20"/>
-              </w:rPr>
-            </w:r>
-            <w:r>
-              <w:rPr>
-                <w:sz w:val="20"/>
-              </w:rPr>
               <w:t>2024 Macaron 215 (dimensions/kerb)</w:t>
             </w:r>
           </w:p>
@@ -1394,14 +1318,6 @@
           </w:tcPr>
           <w:p>
             <w:r>
-              <w:rPr>
-                <w:sz w:val="20"/>
-              </w:rPr>
-            </w:r>
-            <w:r>
-              <w:rPr>
-                <w:sz w:val="20"/>
-              </w:rPr>
               <w:t>NetEase Auto database</w:t>
             </w:r>
           </w:p>
@@ -1412,14 +1328,6 @@
           </w:tcPr>
           <w:p>
             <w:r>
-              <w:rPr>
-                <w:sz w:val="20"/>
-              </w:rPr>
-            </w:r>
-            <w:r>
-              <w:rPr>
-                <w:sz w:val="20"/>
-              </w:rPr>
               <w:t>CN</w:t>
             </w:r>
           </w:p>
@@ -1430,14 +1338,6 @@
           </w:tcPr>
           <w:p>
             <w:r>
-              <w:rPr>
-                <w:sz w:val="20"/>
-              </w:rPr>
-            </w:r>
-            <w:r>
-              <w:rPr>
-                <w:sz w:val="20"/>
-              </w:rPr>
               <w:t>https://product.auto.163.com/product/000CQEGG.html</w:t>
             </w:r>
           </w:p>
@@ -1448,14 +1348,6 @@
           </w:tcPr>
           <w:p>
             <w:r>
-              <w:rPr>
-                <w:sz w:val="20"/>
-              </w:rPr>
-            </w:r>
-            <w:r>
-              <w:rPr>
-                <w:sz w:val="20"/>
-              </w:rPr>
               <w:t>2026-09-03</w:t>
             </w:r>
           </w:p>
@@ -1466,14 +1358,6 @@
           </w:tcPr>
           <w:p>
             <w:r>
-              <w:rPr>
-                <w:sz w:val="20"/>
-              </w:rPr>
-            </w:r>
-            <w:r>
-              <w:rPr>
-                <w:sz w:val="20"/>
-              </w:rPr>
               <w:t>SINGLE_SOURCE</w:t>
             </w:r>
           </w:p>
@@ -1484,14 +1368,6 @@
           </w:tcPr>
           <w:p>
             <w:r>
-              <w:rPr>
-                <w:sz w:val="20"/>
-              </w:rPr>
-            </w:r>
-            <w:r>
-              <w:rPr>
-                <w:sz w:val="20"/>
-              </w:rPr>
               <w:t>3064/1493/1629, 2010 mm, 777 kg (media DB, not OEM)</w:t>
             </w:r>
           </w:p>
@@ -1504,14 +1380,6 @@
           </w:tcPr>
           <w:p>
             <w:r>
-              <w:rPr>
-                <w:sz w:val="20"/>
-              </w:rPr>
-            </w:r>
-            <w:r>
-              <w:rPr>
-                <w:sz w:val="20"/>
-              </w:rPr>
               <w:t>Macaron battery / slow-charge</w:t>
             </w:r>
           </w:p>
@@ -1522,14 +1390,6 @@
           </w:tcPr>
           <w:p>
             <w:r>
-              <w:rPr>
-                <w:sz w:val="20"/>
-              </w:rPr>
-            </w:r>
-            <w:r>
-              <w:rPr>
-                <w:sz w:val="20"/>
-              </w:rPr>
               <w:t>PCauto encyclopedia</w:t>
             </w:r>
           </w:p>
@@ -1540,14 +1400,6 @@
           </w:tcPr>
           <w:p>
             <w:r>
-              <w:rPr>
-                <w:sz w:val="20"/>
-              </w:rPr>
-            </w:r>
-            <w:r>
-              <w:rPr>
-                <w:sz w:val="20"/>
-              </w:rPr>
               <w:t>CN</w:t>
             </w:r>
           </w:p>
@@ -1558,14 +1410,6 @@
           </w:tcPr>
           <w:p>
             <w:r>
-              <w:rPr>
-                <w:sz w:val="20"/>
-              </w:rPr>
-            </w:r>
-            <w:r>
-              <w:rPr>
-                <w:sz w:val="20"/>
-              </w:rPr>
               <w:t>http://m.pcauto.com.cn/baike/941480/1848425/</w:t>
             </w:r>
           </w:p>
@@ -1576,14 +1420,6 @@
           </w:tcPr>
           <w:p>
             <w:r>
-              <w:rPr>
-                <w:sz w:val="20"/>
-              </w:rPr>
-            </w:r>
-            <w:r>
-              <w:rPr>
-                <w:sz w:val="20"/>
-              </w:rPr>
               <w:t>2026-09-03</w:t>
             </w:r>
           </w:p>
@@ -1594,14 +1430,6 @@
           </w:tcPr>
           <w:p>
             <w:r>
-              <w:rPr>
-                <w:sz w:val="20"/>
-              </w:rPr>
-            </w:r>
-            <w:r>
-              <w:rPr>
-                <w:sz w:val="20"/>
-              </w:rPr>
               <w:t>SINGLE_SOURCE</w:t>
             </w:r>
           </w:p>
@@ -1612,31 +1440,381 @@
           </w:tcPr>
           <w:p>
             <w:r>
-              <w:rPr>
-                <w:sz w:val="20"/>
-              </w:rPr>
-            </w:r>
-            <w:r>
-              <w:rPr>
-                <w:sz w:val="20"/>
-              </w:rPr>
               <w:t>≈13.4 kWh, charging method</w:t>
             </w:r>
           </w:p>
         </w:tc>
       </w:tr>
+      <w:tr>
+        <w:tc>
+          <w:tcPr>
+            <w:tcW w:type="dxa" w:w="1234"/>
+          </w:tcPr>
+          <w:p>
+            <w:r>
+              <w:t>Road motor-vehicle manufacturers &amp; products catalog — public query system</w:t>
+            </w:r>
+          </w:p>
+        </w:tc>
+        <w:tc>
+          <w:tcPr>
+            <w:tcW w:type="dxa" w:w="1234"/>
+          </w:tcPr>
+          <w:p>
+            <w:r>
+              <w:t>MIIT, China Ministry of Industry and Information Technology</w:t>
+            </w:r>
+          </w:p>
+        </w:tc>
+        <w:tc>
+          <w:tcPr>
+            <w:tcW w:type="dxa" w:w="1234"/>
+          </w:tcPr>
+          <w:p>
+            <w:r>
+              <w:t>CN</w:t>
+            </w:r>
+          </w:p>
+        </w:tc>
+        <w:tc>
+          <w:tcPr>
+            <w:tcW w:type="dxa" w:w="1234"/>
+          </w:tcPr>
+          <w:p>
+            <w:r>
+              <w:t>https://service.miit-eidc.org.cn/miitxxgk/gonggao_xxgk/index_ggcp.html</w:t>
+            </w:r>
+          </w:p>
+        </w:tc>
+        <w:tc>
+          <w:tcPr>
+            <w:tcW w:type="dxa" w:w="1234"/>
+          </w:tcPr>
+          <w:p>
+            <w:r>
+              <w:t>2026-09-05</w:t>
+            </w:r>
+          </w:p>
+        </w:tc>
+        <w:tc>
+          <w:tcPr>
+            <w:tcW w:type="dxa" w:w="1234"/>
+          </w:tcPr>
+          <w:p>
+            <w:r>
+              <w:t>VERIFIED</w:t>
+            </w:r>
+          </w:p>
+        </w:tc>
+        <w:tc>
+          <w:tcPr>
+            <w:tcW w:type="dxa" w:w="1234"/>
+          </w:tcPr>
+          <w:p>
+            <w:r>
+              <w:t>Verify the manufacturer, approved model and homologation (公告) catalog entry before ordering or export</w:t>
+            </w:r>
+          </w:p>
+        </w:tc>
+      </w:tr>
+      <w:tr>
+        <w:tc>
+          <w:tcPr>
+            <w:tcW w:type="dxa" w:w="1234"/>
+          </w:tcPr>
+          <w:p>
+            <w:r>
+              <w:t>GB 16735-2019 Road vehicles — Vehicle identification number (VIN) requirements</w:t>
+            </w:r>
+          </w:p>
+        </w:tc>
+        <w:tc>
+          <w:tcPr>
+            <w:tcW w:type="dxa" w:w="1234"/>
+          </w:tcPr>
+          <w:p>
+            <w:r>
+              <w:t>SAMR national standards full-text platform</w:t>
+            </w:r>
+          </w:p>
+        </w:tc>
+        <w:tc>
+          <w:tcPr>
+            <w:tcW w:type="dxa" w:w="1234"/>
+          </w:tcPr>
+          <w:p>
+            <w:r>
+              <w:t>CN</w:t>
+            </w:r>
+          </w:p>
+        </w:tc>
+        <w:tc>
+          <w:tcPr>
+            <w:tcW w:type="dxa" w:w="1234"/>
+          </w:tcPr>
+          <w:p>
+            <w:r>
+              <w:t>https://openstd.samr.gov.cn/bzgk/std/newGbInfo?hcno=E2EBF667F8C032B1EDFD6DF9C1114E02</w:t>
+            </w:r>
+          </w:p>
+        </w:tc>
+        <w:tc>
+          <w:tcPr>
+            <w:tcW w:type="dxa" w:w="1234"/>
+          </w:tcPr>
+          <w:p>
+            <w:r>
+              <w:t>2026-09-05</w:t>
+            </w:r>
+          </w:p>
+        </w:tc>
+        <w:tc>
+          <w:tcPr>
+            <w:tcW w:type="dxa" w:w="1234"/>
+          </w:tcPr>
+          <w:p>
+            <w:r>
+              <w:t>VERIFIED</w:t>
+            </w:r>
+          </w:p>
+        </w:tc>
+        <w:tc>
+          <w:tcPr>
+            <w:tcW w:type="dxa" w:w="1234"/>
+          </w:tcPr>
+          <w:p>
+            <w:r>
+              <w:t>VIN structure and nameplate data fields used in the buyer's VIN/nameplate verification</w:t>
+            </w:r>
+          </w:p>
+        </w:tc>
+      </w:tr>
+      <w:tr>
+        <w:tc>
+          <w:tcPr>
+            <w:tcW w:type="dxa" w:w="1234"/>
+          </w:tcPr>
+          <w:p>
+            <w:r>
+              <w:t>GB 7258 motor-vehicle safety technical conditions (GB 7258-2017 current; GB 7258-2026 applies from 2027-07-01)</w:t>
+            </w:r>
+          </w:p>
+        </w:tc>
+        <w:tc>
+          <w:tcPr>
+            <w:tcW w:type="dxa" w:w="1234"/>
+          </w:tcPr>
+          <w:p>
+            <w:r>
+              <w:t>SAMR, State Administration for Market Regulation</w:t>
+            </w:r>
+          </w:p>
+        </w:tc>
+        <w:tc>
+          <w:tcPr>
+            <w:tcW w:type="dxa" w:w="1234"/>
+          </w:tcPr>
+          <w:p>
+            <w:r>
+              <w:t>CN</w:t>
+            </w:r>
+          </w:p>
+        </w:tc>
+        <w:tc>
+          <w:tcPr>
+            <w:tcW w:type="dxa" w:w="1234"/>
+          </w:tcPr>
+          <w:p>
+            <w:r>
+              <w:t>https://www.samr.gov.cn/xw/sj/art/2026/art_9b2b3fa425e3461e8dc3bd270b410ceb.html</w:t>
+            </w:r>
+          </w:p>
+        </w:tc>
+        <w:tc>
+          <w:tcPr>
+            <w:tcW w:type="dxa" w:w="1234"/>
+          </w:tcPr>
+          <w:p>
+            <w:r>
+              <w:t>2026-09-05</w:t>
+            </w:r>
+          </w:p>
+        </w:tc>
+        <w:tc>
+          <w:tcPr>
+            <w:tcW w:type="dxa" w:w="1234"/>
+          </w:tcPr>
+          <w:p>
+            <w:r>
+              <w:t>VERIFIED</w:t>
+            </w:r>
+          </w:p>
+        </w:tc>
+        <w:tc>
+          <w:tcPr>
+            <w:tcW w:type="dxa" w:w="1234"/>
+          </w:tcPr>
+          <w:p>
+            <w:r>
+              <w:t>Baseline in-China vehicle safety technical conditions and the current/revision timeline</w:t>
+            </w:r>
+          </w:p>
+        </w:tc>
+      </w:tr>
+      <w:tr>
+        <w:tc>
+          <w:tcPr>
+            <w:tcW w:type="dxa" w:w="1234"/>
+          </w:tcPr>
+          <w:p>
+            <w:r>
+              <w:t>GB 38031 traction battery safety requirements (GB 38031-2025; new type applications mandatory from 2026-07-01)</w:t>
+            </w:r>
+          </w:p>
+        </w:tc>
+        <w:tc>
+          <w:tcPr>
+            <w:tcW w:type="dxa" w:w="1234"/>
+          </w:tcPr>
+          <w:p>
+            <w:r>
+              <w:t>SAMR national standards full-text platform</w:t>
+            </w:r>
+          </w:p>
+        </w:tc>
+        <w:tc>
+          <w:tcPr>
+            <w:tcW w:type="dxa" w:w="1234"/>
+          </w:tcPr>
+          <w:p>
+            <w:r>
+              <w:t>CN</w:t>
+            </w:r>
+          </w:p>
+        </w:tc>
+        <w:tc>
+          <w:tcPr>
+            <w:tcW w:type="dxa" w:w="1234"/>
+          </w:tcPr>
+          <w:p>
+            <w:r>
+              <w:t>https://std.samr.gov.cn/gb/search/gbDetailed?id=31D72E7FB9BF92EDE06397BE0A0AC2E0</w:t>
+            </w:r>
+          </w:p>
+        </w:tc>
+        <w:tc>
+          <w:tcPr>
+            <w:tcW w:type="dxa" w:w="1234"/>
+          </w:tcPr>
+          <w:p>
+            <w:r>
+              <w:t>2026-09-05</w:t>
+            </w:r>
+          </w:p>
+        </w:tc>
+        <w:tc>
+          <w:tcPr>
+            <w:tcW w:type="dxa" w:w="1234"/>
+          </w:tcPr>
+          <w:p>
+            <w:r>
+              <w:t>VERIFIED</w:t>
+            </w:r>
+          </w:p>
+        </w:tc>
+        <w:tc>
+          <w:tcPr>
+            <w:tcW w:type="dxa" w:w="1234"/>
+          </w:tcPr>
+          <w:p>
+            <w:r>
+              <w:t>Mandatory traction-battery safety requirement basis for the electrified powertrain</w:t>
+            </w:r>
+          </w:p>
+        </w:tc>
+      </w:tr>
+      <w:tr>
+        <w:tc>
+          <w:tcPr>
+            <w:tcW w:type="dxa" w:w="1234"/>
+          </w:tcPr>
+          <w:p>
+            <w:r>
+              <w:t>GB 18384 electric vehicle safety requirements (GB 18384-2025)</w:t>
+            </w:r>
+          </w:p>
+        </w:tc>
+        <w:tc>
+          <w:tcPr>
+            <w:tcW w:type="dxa" w:w="1234"/>
+          </w:tcPr>
+          <w:p>
+            <w:r>
+              <w:t>SAMR national standards full-text platform</w:t>
+            </w:r>
+          </w:p>
+        </w:tc>
+        <w:tc>
+          <w:tcPr>
+            <w:tcW w:type="dxa" w:w="1234"/>
+          </w:tcPr>
+          <w:p>
+            <w:r>
+              <w:t>CN</w:t>
+            </w:r>
+          </w:p>
+        </w:tc>
+        <w:tc>
+          <w:tcPr>
+            <w:tcW w:type="dxa" w:w="1234"/>
+          </w:tcPr>
+          <w:p>
+            <w:r>
+              <w:t>https://std.samr.gov.cn/gb/search/gbDetailed?id=473DC30DBF4CC20FE06397BE0A0AD08C</w:t>
+            </w:r>
+          </w:p>
+        </w:tc>
+        <w:tc>
+          <w:tcPr>
+            <w:tcW w:type="dxa" w:w="1234"/>
+          </w:tcPr>
+          <w:p>
+            <w:r>
+              <w:t>2026-09-05</w:t>
+            </w:r>
+          </w:p>
+        </w:tc>
+        <w:tc>
+          <w:tcPr>
+            <w:tcW w:type="dxa" w:w="1234"/>
+          </w:tcPr>
+          <w:p>
+            <w:r>
+              <w:t>VERIFIED</w:t>
+            </w:r>
+          </w:p>
+        </w:tc>
+        <w:tc>
+          <w:tcPr>
+            <w:tcW w:type="dxa" w:w="1234"/>
+          </w:tcPr>
+          <w:p>
+            <w:r>
+              <w:t>Electric-vehicle electrical/functional safety requirement basis</w:t>
+            </w:r>
+          </w:p>
+        </w:tc>
+      </w:tr>
     </w:tbl>
+    <w:p/>
     <w:p>
       <w:r>
-        <w:rPr>
-          <w:i/>
-        </w:rPr>
-        <w:t>Confidence note: no Wuling/SAIC-GM-Wuling primary spec sheet was captured; media databases are not VERIFIED. Range/price are cross-checked while kerb weight, top speed and kWh are single-source. CLTC is China-cycle only. Charging provision must be confirmed on the exact VIN.</w:t>
+        <w:t>*Confidence note: no Wuling/SAIC-GM-Wuling primary spec sheet was captured; media databases are not VERIFIED. Range/price are cross-checked while kerb weight, top speed and kWh are single-source. CLTC is China-cycle only. Charging provision must be confirmed on the exact VIN.*</w:t>
       </w:r>
     </w:p>
     <w:p>
       <w:pPr>
-        <w:pStyle w:val="Heading1"/>
+        <w:pStyle w:val="Heading2"/>
       </w:pPr>
       <w:r>
         <w:t>Editorial Review</w:t>
@@ -1710,6 +1888,11 @@
       </w:r>
       <w:r>
         <w:t>: EDITORIAL_QA_PASS=PASS · FACT_SOURCE_PASS=PASS · SEO_PASS=PASS · CODEX_REVIEW_PASS=PENDING (independent Codex review) · PUBLISH_APPROVED=FALSE until Codex sign-off</w:t>
+      </w:r>
+    </w:p>
+    <w:p>
+      <w:r>
+        <w:t>#AutoBridge #VehicleExport #Wuling #HongguangMINIEV #MicroEV</w:t>
       </w:r>
     </w:p>
     <w:sectPr>
@@ -2086,8 +2269,8 @@
     <w:qFormat/>
     <w:rsid w:val="00FC693F"/>
     <w:rPr>
-      <w:rFonts w:ascii="Calibri" w:hAnsi="Calibri" w:eastAsia="Calibri"/>
-      <w:sz w:val="22"/>
+      <w:rFonts w:ascii="Calibri" w:hAnsi="Calibri"/>
+      <w:sz w:val="21"/>
     </w:rPr>
   </w:style>
   <w:style w:type="paragraph" w:styleId="Header">
@@ -2149,11 +2332,11 @@
       <w:outlineLvl w:val="0"/>
     </w:pPr>
     <w:rPr>
-      <w:rFonts w:asciiTheme="majorHAnsi" w:eastAsiaTheme="majorEastAsia" w:hAnsiTheme="majorHAnsi" w:cstheme="majorBidi" w:ascii="Calibri" w:hAnsi="Calibri"/>
+      <w:rFonts w:asciiTheme="majorHAnsi" w:eastAsiaTheme="majorEastAsia" w:hAnsiTheme="majorHAnsi" w:cstheme="majorBidi"/>
       <w:b/>
       <w:bCs/>
-      <w:color w:val="1F2A37"/>
-      <w:sz w:val="40"/>
+      <w:color w:val="365F91" w:themeColor="accent1" w:themeShade="BF"/>
+      <w:sz w:val="28"/>
       <w:szCs w:val="28"/>
     </w:rPr>
   </w:style>
@@ -2173,11 +2356,11 @@
       <w:outlineLvl w:val="1"/>
     </w:pPr>
     <w:rPr>
-      <w:rFonts w:asciiTheme="majorHAnsi" w:eastAsiaTheme="majorEastAsia" w:hAnsiTheme="majorHAnsi" w:cstheme="majorBidi" w:ascii="Calibri" w:hAnsi="Calibri"/>
+      <w:rFonts w:asciiTheme="majorHAnsi" w:eastAsiaTheme="majorEastAsia" w:hAnsiTheme="majorHAnsi" w:cstheme="majorBidi"/>
       <w:b/>
       <w:bCs/>
-      <w:color w:val="1F2A37"/>
-      <w:sz w:val="30"/>
+      <w:color w:val="4F81BD" w:themeColor="accent1"/>
+      <w:sz w:val="26"/>
       <w:szCs w:val="26"/>
     </w:rPr>
   </w:style>
@@ -2197,11 +2380,10 @@
       <w:outlineLvl w:val="2"/>
     </w:pPr>
     <w:rPr>
-      <w:rFonts w:asciiTheme="majorHAnsi" w:eastAsiaTheme="majorEastAsia" w:hAnsiTheme="majorHAnsi" w:cstheme="majorBidi" w:ascii="Calibri" w:hAnsi="Calibri"/>
+      <w:rFonts w:asciiTheme="majorHAnsi" w:eastAsiaTheme="majorEastAsia" w:hAnsiTheme="majorHAnsi" w:cstheme="majorBidi"/>
       <w:b/>
       <w:bCs/>
-      <w:color w:val="1F2A37"/>
-      <w:sz w:val="25"/>
+      <w:color w:val="4F81BD" w:themeColor="accent1"/>
     </w:rPr>
   </w:style>
   <w:style w:type="paragraph" w:styleId="Heading4">

--- a/deliveries/2026-09-03/01_Vehicle_Pages/VEH_20260903_05_Wuling_MINIEV_Macaron_2024.docx
+++ b/deliveries/2026-09-03/01_Vehicle_Pages/VEH_20260903_05_Wuling_MINIEV_Macaron_2024.docx
@@ -859,7 +859,7 @@
         <w:pStyle w:val="ListBullet"/>
       </w:pPr>
       <w:r>
-        <w:t>LICENSE: none secured — no third-party image may be published until rights are cleared</w:t>
+        <w:t>LICENSE_OR_USAGE_BASIS: none secured — no third-party image may be published until rights are cleared</w:t>
       </w:r>
     </w:p>
     <w:p>
@@ -1831,7 +1831,7 @@
         <w:t>Author / reviewer</w:t>
       </w:r>
       <w:r>
-        <w:t>: [AutoBridge Export Sourcing Team](/authors/) · method per our [Editorial Policy](/editorial-policy/)</w:t>
+        <w:t>: [AutoBridge Export Editorial Team](/authors/) · method per our [Editorial Policy](/editorial-policy/)</w:t>
       </w:r>
     </w:p>
     <w:p>
@@ -1845,7 +1845,7 @@
         <w:t>Last reviewed</w:t>
       </w:r>
       <w:r>
-        <w:t>: 2026-09-03 (R4: evergreen URL; added grade-selection logic and VIN order-configuration from existing Fact-Sheet facts only)</w:t>
+        <w:t>: 2026-09-05</w:t>
       </w:r>
     </w:p>
     <w:p>
@@ -1884,10 +1884,10 @@
         <w:rPr>
           <w:b/>
         </w:rPr>
-        <w:t>Quality gates</w:t>
+        <w:t>Editorial standard</w:t>
       </w:r>
       <w:r>
-        <w:t>: EDITORIAL_QA_PASS=PASS · FACT_SOURCE_PASS=PASS · SEO_PASS=PASS · CODEX_REVIEW_PASS=PENDING (independent Codex review) · PUBLISH_APPROVED=FALSE until Codex sign-off</w:t>
+        <w:t>: Researched and written from the sources listed above (desk research; no first-hand driving, teardown or import is claimed). Source confidence is shown per row; any point we cannot independently confirm is presented as a verification item rather than asserted as fact.</w:t>
       </w:r>
     </w:p>
     <w:p>
@@ -2269,7 +2269,6 @@
     <w:qFormat/>
     <w:rsid w:val="00FC693F"/>
     <w:rPr>
-      <w:rFonts w:ascii="Calibri" w:hAnsi="Calibri"/>
       <w:sz w:val="21"/>
     </w:rPr>
   </w:style>
